--- a/_entregas/IS302_Trabajo_Final_MALI_APA7.docx
+++ b/_entregas/IS302_Trabajo_Final_MALI_APA7.docx
@@ -2004,7 +2004,7 @@
         <w:t>Yllisca Chipana, Mario Renato:</w:t>
       </w:r>
       <w:r>
-        <w:t xml:space="preserve"> Mi aporte se centró en llevar el diseño de este documento a un prototipo funcional de MALI Asistente. Implementé el orquestador que decide cómo se atiende cada mensaje, la recuperación de información con BM25 sobre 42 documentos institucionales, el servidor MCP, el control de acceso por perfiles con contraseñas cifradas, la pre-inscripción por código de horario, el registro de pagos «por confirmar» que aprueba el personal del MALI, la consulta del estado de matrícula con verificación del documento y los menús numerados, además del script de evaluación y las pruebas automatizadas. Al probar el prototipo comprobé que el modelo, cuando reescribía datos exactos, llegaba a cambiar nombres de cursos u horarios; por ello decidí que las vacantes, la matrícula y la gestión de alumnos las entregue el sistema directamente desde sus archivos, y que el modelo solo redacte a partir de los fragmentos recuperados. Esta experiencia me permitió aplicar conocimientos de computación e Inteligencia Artificial para diseñar, implementar y evaluar una solución frente a requisitos concretos de exactitud, privacidad y facilidad de uso. Aprendí a medir antes de afirmar y a comunicar los resultados con sus limitaciones, como el uso de datos sintéticos, un banco de preguntas elaborado por el equipo o el aislamiento de sesiones que todavía debe corregirse.</w:t>
+        <w:t xml:space="preserve"> Mi aporte al proyecto se enfocó en el aseguramiento de la calidad (QA) de MALI Asistente, en la estructuración de su servidor MCP y en la organización de los datos externos que consulta. En QA diseñé y ejecuté el banco de 104 casos y las 39 pruebas automatizadas sobre copias temporales de los datos, reproduje los errores encontrados, verifiqué cada corrección y medí métricas complementarias como el rango recíproco medio y la precisión de la abstención. En el servidor MCP definí qué herramientas se exponen al modelo y limité su alcance a la información de nivel general, de modo que los datos restringidos nunca lleguen al modelo de lenguaje. En cuanto a los datos externos, estructuré la base de 42 documentos con fuente, responsable y vigencia, y los archivos de vacantes, matrícula, pagos y alumnos sintéticos, con códigos únicos y reglas de validación. Las pruebas me mostraron que el modelo alteraba datos exactos, por lo que propuse que estos se entreguen directamente desde los archivos. Como aprendizaje principal, reconozco que la calidad de una solución de Inteligencia Artificial se demuestra con pruebas reproducibles y con datos bien estructurados, y que los resultados deben comunicarse con sus limitaciones, como el uso de datos sintéticos o el aislamiento de sesiones que aún debe corregirse.</w:t>
       </w:r>
     </w:p>
     <w:p>

--- a/_entregas/IS302_Trabajo_Final_MALI_APA7.docx
+++ b/_entregas/IS302_Trabajo_Final_MALI_APA7.docx
@@ -2004,7 +2004,7 @@
         <w:t>Yllisca Chipana, Mario Renato:</w:t>
       </w:r>
       <w:r>
-        <w:t xml:space="preserve"> Mi aporte al proyecto se enfocó en el aseguramiento de la calidad (QA) de MALI Asistente, en la estructuración de su servidor MCP y en la organización de los datos externos que consulta. En QA diseñé y ejecuté el banco de 104 casos y las 39 pruebas automatizadas sobre copias temporales de los datos, reproduje los errores encontrados, verifiqué cada corrección y medí métricas complementarias como el rango recíproco medio y la precisión de la abstención. En el servidor MCP definí qué herramientas se exponen al modelo y limité su alcance a la información de nivel general, de modo que los datos restringidos nunca lleguen al modelo de lenguaje. En cuanto a los datos externos, estructuré la base de 42 documentos con fuente, responsable y vigencia, y los archivos de vacantes, matrícula, pagos y alumnos sintéticos, con códigos únicos y reglas de validación. Las pruebas me mostraron que el modelo alteraba datos exactos, por lo que propuse que estos se entreguen directamente desde los archivos. Como aprendizaje principal, reconozco que la calidad de una solución de Inteligencia Artificial se demuestra con pruebas reproducibles y con datos bien estructurados, y que los resultados deben comunicarse con sus limitaciones, como el uso de datos sintéticos o el aislamiento de sesiones que aún debe corregirse.</w:t>
+        <w:t xml:space="preserve"> Mi aporte al proyecto se enfocó en la estructuración de los archivos de datos que consulta MALI Asistente y en el aseguramiento de la calidad (QA) del prototipo. Estructuré los archivos de vacantes, matrícula, pagos y alumnos sintéticos (en formato CSV, editables en Excel) para que cada uno contenga solo los datos que le corresponden, con un código único por registro, como H01 para un horario, ALU-0001 para un alumno o MAT-0001 para una matrícula, y columnas con un formato definido, como las fechas de inicio y fin o las vacantes disponibles. Además, definí cómo deben actualizarse: el personal edita el archivo sin cambiar el nombre de sus columnas ni sus códigos, y el asistente lee la versión vigente en la siguiente consulta, sin reentrenar el modelo. También establecí cómo deben consultarse: el estudiante solo ve vacantes y su propia matrícula tras verificar su identidad, y los datos personales solo los ve el personal autorizado. En QA participé en la ejecución del banco de pruebas, verificando que cada respuesta coincidiera con los archivos y que los cambios se reflejaran correctamente. Como aprendizaje principal, reconozco que un asistente de Inteligencia Artificial es tan confiable como los datos que consulta, y que estos deben estar bien estructurados, actualizarse con reglas claras y probarse antes de usarse.</w:t>
       </w:r>
     </w:p>
     <w:p>

--- a/_entregas/IS302_Trabajo_Final_MALI_APA7.docx
+++ b/_entregas/IS302_Trabajo_Final_MALI_APA7.docx
@@ -973,7 +973,7 @@
       </w:r>
       <w:r>
         <w:tab/>
-        <w:t>21</w:t>
+        <w:t>22</w:t>
       </w:r>
     </w:p>
     <w:p>
@@ -1041,7 +1041,7 @@
       </w:r>
       <w:r>
         <w:tab/>
-        <w:t>23</w:t>
+        <w:t>24</w:t>
       </w:r>
     </w:p>
     <w:p>
@@ -4669,7 +4669,7 @@
                 <w:color w:val="000000"/>
                 <w:sz w:val="20"/>
               </w:rPr>
-              <w:t xml:space="preserve">Protocolo abierto para exponer herramientas y datos a los modelos de lenguaje (Anthropic, 2024).</w:t>
+              <w:t>Protocolo abierto para conectar los modelos de lenguaje con herramientas y datos (Model Context Protocol, 2025).</w:t>
             </w:r>
           </w:p>
         </w:tc>
@@ -4698,7 +4698,7 @@
                 <w:color w:val="000000"/>
                 <w:sz w:val="20"/>
               </w:rPr>
-              <w:t xml:space="preserve">El servidor MCP del proyecto solo publica herramientas de nivel general, separando las fuentes restringidas.</w:t>
+              <w:t>El proyecto tiene dos servidores MCP: uno general (base de conocimiento y vacantes) y uno restringido (cuentas, matrícula, pagos y auditoría); el orquestador es su cliente y los datos restringidos nunca llegan al modelo.</w:t>
             </w:r>
           </w:p>
         </w:tc>
@@ -8940,7 +8940,7 @@
           <w:color w:val="000000"/>
           <w:sz w:val="24"/>
         </w:rPr>
-        <w:t xml:space="preserve">Como plataforma equivalente a la de referencia, el prototipo se construyó con Microsoft Agent Framework (Microsoft, 2025a) y el modelo Phi-4-mini ejecutado localmente con Foundry Local (Microsoft, 2025c), de modo que las consultas y los datos de prueba no salen del equipo. Un orquestador decide cómo se atiende cada mensaje: primero aplica los controles de seguridad (manipulación y datos sensibles) y de perfil; luego responde directamente las consultas que requieren datos exactos (vacantes, matrícula, pagos y gestión de alumnos); y, para las preguntas sobre la base general, recupera los fragmentos más relevantes con BM25 para que el modelo redacte la respuesta con su fuente. Si los fragmentos no cubren la pregunta, el asistente lo reconoce y orienta al canal oficial. La Tabla 7 relaciona cada componente del diseño con su implementación.</w:t>
+        <w:t>Como plataforma equivalente a la de referencia, el prototipo se construyó con Microsoft Agent Framework (Microsoft, 2025a) y el modelo Phi-4-mini ejecutado localmente con Foundry Local (Microsoft, 2025c), de modo que las consultas y los datos de prueba no salen del equipo. Un orquestador decide cómo se atiende cada mensaje: primero aplica los controles de seguridad (manipulación y datos sensibles) y de perfil; luego obtiene los datos exactos (vacantes, matrícula, pagos y gestión de alumnos) como cliente de dos servidores MCP propios, uno general y otro restringido, y los entrega sin pasar por el modelo; y, para las preguntas sobre la base general, recupera los fragmentos más relevantes con BM25 para que el modelo redacte la respuesta con su fuente. Si los fragmentos no cubren la pregunta, el asistente lo reconoce y orienta al canal oficial. La Tabla 7 relaciona cada componente del diseño con su implementación.</w:t>
       </w:r>
     </w:p>
     <w:p>
@@ -9538,7 +9538,7 @@
                 <w:color w:val="000000"/>
                 <w:sz w:val="20"/>
               </w:rPr>
-              <w:t xml:space="preserve">matricula.py, datos/pagos_demo.csv</w:t>
+              <w:t>matricula.py, datos_restringidos.py, datos/pagos_demo.csv</w:t>
             </w:r>
           </w:p>
         </w:tc>
@@ -9724,7 +9724,7 @@
                 <w:color w:val="000000"/>
                 <w:sz w:val="20"/>
               </w:rPr>
-              <w:t xml:space="preserve">restringido/alumnos_sinteticos.csv, restringido/matricula.csv</w:t>
+              <w:t>datos_restringidos.py, restringido/alumnos_sinteticos.csv, restringido/matricula.csv</w:t>
             </w:r>
           </w:p>
         </w:tc>
@@ -9852,7 +9852,7 @@
                 <w:color w:val="000000"/>
                 <w:sz w:val="20"/>
               </w:rPr>
-              <w:t xml:space="preserve">Herramientas MCP</w:t>
+              <w:t>Servidores MCP</w:t>
             </w:r>
           </w:p>
         </w:tc>
@@ -9881,7 +9881,7 @@
                 <w:color w:val="000000"/>
                 <w:sz w:val="20"/>
               </w:rPr>
-              <w:t xml:space="preserve">buscar_informacion_mali y consultar_vacantes (solo nivel general).</w:t>
+              <w:t>General: buscar_informacion, documento_de_curso, listar_horarios y consultar_vacantes. Restringido: cuentas, matrícula, pagos, estado, gestión de alumnos y auditoría. El orquestador es su cliente.</w:t>
             </w:r>
           </w:p>
         </w:tc>
@@ -9910,7 +9910,7 @@
                 <w:color w:val="000000"/>
                 <w:sz w:val="20"/>
               </w:rPr>
-              <w:t xml:space="preserve">mali_mcp_server.py</w:t>
+              <w:t>servidor_general.py, servidor_restringido.py, cliente_mcp.py</w:t>
             </w:r>
           </w:p>
         </w:tc>
@@ -17557,7 +17557,7 @@
           <w:color w:val="000000"/>
           <w:sz w:val="24"/>
         </w:rPr>
-        <w:t xml:space="preserve"> Phi-4-mini en Foundry Local y un servidor MCP que solo expone información general.</w:t>
+        <w:t xml:space="preserve"> Phi-4-mini en Foundry Local y dos servidores MCP que separan la información general de la restringida.</w:t>
       </w:r>
     </w:p>
     <w:p>
@@ -17840,7 +17840,7 @@
           <w:color w:val="000000"/>
           <w:sz w:val="24"/>
         </w:rPr>
-        <w:t xml:space="preserve">Anthropic. (2024, 25 de noviembre). </w:t>
+        <w:t xml:space="preserve">Campus Technology. (2017, 7 de marzo). </w:t>
       </w:r>
       <w:r>
         <w:rPr>
@@ -17850,15 +17850,15 @@
           <w:iCs/>
           <w:sz w:val="24"/>
         </w:rPr>
-        <w:t xml:space="preserve">Introducing the Model Context Protocol</w:t>
-      </w:r>
-      <w:r>
-        <w:rPr>
-          <w:rFonts w:ascii="Times New Roman" w:hAnsi="Times New Roman"/>
-          <w:color w:val="000000"/>
-          <w:sz w:val="24"/>
-        </w:rPr>
-        <w:t xml:space="preserve">. https://www.anthropic.com/news/model-context-protocol</w:t>
+        <w:t xml:space="preserve">Using AI chatbots to freeze “summer melt” in higher ed</w:t>
+      </w:r>
+      <w:r>
+        <w:rPr>
+          <w:rFonts w:ascii="Times New Roman" w:hAnsi="Times New Roman"/>
+          <w:color w:val="000000"/>
+          <w:sz w:val="24"/>
+        </w:rPr>
+        <w:t xml:space="preserve">. https://campustechnology.com/Articles/2017/03/07/Using-AI-Chatbots-to-Freeze-Summer-Melt-in-Higher-Ed.aspx</w:t>
       </w:r>
     </w:p>
     <w:p>
@@ -17873,7 +17873,7 @@
           <w:color w:val="000000"/>
           <w:sz w:val="24"/>
         </w:rPr>
-        <w:t xml:space="preserve">Campus Technology. (2017, 7 de marzo). </w:t>
+        <w:t xml:space="preserve">Decreto Supremo N.º 016-2024-JUS. (2024, 30 de noviembre). </w:t>
       </w:r>
       <w:r>
         <w:rPr>
@@ -17883,15 +17883,15 @@
           <w:iCs/>
           <w:sz w:val="24"/>
         </w:rPr>
-        <w:t xml:space="preserve">Using AI chatbots to freeze “summer melt” in higher ed</w:t>
-      </w:r>
-      <w:r>
-        <w:rPr>
-          <w:rFonts w:ascii="Times New Roman" w:hAnsi="Times New Roman"/>
-          <w:color w:val="000000"/>
-          <w:sz w:val="24"/>
-        </w:rPr>
-        <w:t xml:space="preserve">. https://campustechnology.com/Articles/2017/03/07/Using-AI-Chatbots-to-Freeze-Summer-Melt-in-Higher-Ed.aspx</w:t>
+        <w:t xml:space="preserve">Decreto Supremo que aprueba el Reglamento de la Ley N.º 29733, Ley de Protección de Datos Personales</w:t>
+      </w:r>
+      <w:r>
+        <w:rPr>
+          <w:rFonts w:ascii="Times New Roman" w:hAnsi="Times New Roman"/>
+          <w:color w:val="000000"/>
+          <w:sz w:val="24"/>
+        </w:rPr>
+        <w:t xml:space="preserve">. Ministerio de Justicia y Derechos Humanos del Perú.</w:t>
       </w:r>
     </w:p>
     <w:p>
@@ -17906,7 +17906,7 @@
           <w:color w:val="000000"/>
           <w:sz w:val="24"/>
         </w:rPr>
-        <w:t xml:space="preserve">Decreto Supremo N.º 016-2024-JUS. (2024, 30 de noviembre). </w:t>
+        <w:t xml:space="preserve">Ferraiolo, D. F., y Kuhn, D. R. (1992). Role-based access controls. En </w:t>
       </w:r>
       <w:r>
         <w:rPr>
@@ -17916,15 +17916,15 @@
           <w:iCs/>
           <w:sz w:val="24"/>
         </w:rPr>
-        <w:t xml:space="preserve">Decreto Supremo que aprueba el Reglamento de la Ley N.º 29733, Ley de Protección de Datos Personales</w:t>
-      </w:r>
-      <w:r>
-        <w:rPr>
-          <w:rFonts w:ascii="Times New Roman" w:hAnsi="Times New Roman"/>
-          <w:color w:val="000000"/>
-          <w:sz w:val="24"/>
-        </w:rPr>
-        <w:t xml:space="preserve">. Ministerio de Justicia y Derechos Humanos del Perú.</w:t>
+        <w:t xml:space="preserve">Proceedings of the 15th National Computer Security Conference</w:t>
+      </w:r>
+      <w:r>
+        <w:rPr>
+          <w:rFonts w:ascii="Times New Roman" w:hAnsi="Times New Roman"/>
+          <w:color w:val="000000"/>
+          <w:sz w:val="24"/>
+        </w:rPr>
+        <w:t xml:space="preserve"> (pp. 554–563). NIST.</w:t>
       </w:r>
     </w:p>
     <w:p>
@@ -17939,7 +17939,7 @@
           <w:color w:val="000000"/>
           <w:sz w:val="24"/>
         </w:rPr>
-        <w:t xml:space="preserve">Ferraiolo, D. F., y Kuhn, D. R. (1992). Role-based access controls. En </w:t>
+        <w:t xml:space="preserve">Gao, Y., Xiong, Y., Gao, X., Jia, K., Pan, J., Bi, Y., Dai, Y., Sun, J., Wang, M., y Wang, H. (2023). </w:t>
       </w:r>
       <w:r>
         <w:rPr>
@@ -17949,15 +17949,15 @@
           <w:iCs/>
           <w:sz w:val="24"/>
         </w:rPr>
-        <w:t xml:space="preserve">Proceedings of the 15th National Computer Security Conference</w:t>
-      </w:r>
-      <w:r>
-        <w:rPr>
-          <w:rFonts w:ascii="Times New Roman" w:hAnsi="Times New Roman"/>
-          <w:color w:val="000000"/>
-          <w:sz w:val="24"/>
-        </w:rPr>
-        <w:t xml:space="preserve"> (pp. 554–563). NIST.</w:t>
+        <w:t xml:space="preserve">Retrieval-augmented generation for large language models: A survey</w:t>
+      </w:r>
+      <w:r>
+        <w:rPr>
+          <w:rFonts w:ascii="Times New Roman" w:hAnsi="Times New Roman"/>
+          <w:color w:val="000000"/>
+          <w:sz w:val="24"/>
+        </w:rPr>
+        <w:t xml:space="preserve">. arXiv. https://arxiv.org/abs/2312.10997</w:t>
       </w:r>
     </w:p>
     <w:p>
@@ -17972,7 +17972,7 @@
           <w:color w:val="000000"/>
           <w:sz w:val="24"/>
         </w:rPr>
-        <w:t xml:space="preserve">Gao, Y., Xiong, Y., Gao, X., Jia, K., Pan, J., Bi, Y., Dai, Y., Sun, J., Wang, M., y Wang, H. (2023). </w:t>
+        <w:t xml:space="preserve">Greshake, K., Abdelnabi, S., Mishra, S., Endres, C., Holz, T., y Fritz, M. (2023). Not what you've signed up for: Compromising real-world LLM-integrated applications with indirect prompt injection. En </w:t>
       </w:r>
       <w:r>
         <w:rPr>
@@ -17982,15 +17982,15 @@
           <w:iCs/>
           <w:sz w:val="24"/>
         </w:rPr>
-        <w:t xml:space="preserve">Retrieval-augmented generation for large language models: A survey</w:t>
-      </w:r>
-      <w:r>
-        <w:rPr>
-          <w:rFonts w:ascii="Times New Roman" w:hAnsi="Times New Roman"/>
-          <w:color w:val="000000"/>
-          <w:sz w:val="24"/>
-        </w:rPr>
-        <w:t xml:space="preserve">. arXiv. https://arxiv.org/abs/2312.10997</w:t>
+        <w:t xml:space="preserve">Proceedings of the 16th ACM Workshop on Artificial Intelligence and Security</w:t>
+      </w:r>
+      <w:r>
+        <w:rPr>
+          <w:rFonts w:ascii="Times New Roman" w:hAnsi="Times New Roman"/>
+          <w:color w:val="000000"/>
+          <w:sz w:val="24"/>
+        </w:rPr>
+        <w:t xml:space="preserve"> (pp. 79–90). ACM.</w:t>
       </w:r>
     </w:p>
     <w:p>
@@ -18005,7 +18005,7 @@
           <w:color w:val="000000"/>
           <w:sz w:val="24"/>
         </w:rPr>
-        <w:t xml:space="preserve">Greshake, K., Abdelnabi, S., Mishra, S., Endres, C., Holz, T., y Fritz, M. (2023). Not what you've signed up for: Compromising real-world LLM-integrated applications with indirect prompt injection. En </w:t>
+        <w:t xml:space="preserve">IBM. (2025). </w:t>
       </w:r>
       <w:r>
         <w:rPr>
@@ -18015,15 +18015,15 @@
           <w:iCs/>
           <w:sz w:val="24"/>
         </w:rPr>
-        <w:t xml:space="preserve">Proceedings of the 16th ACM Workshop on Artificial Intelligence and Security</w:t>
-      </w:r>
-      <w:r>
-        <w:rPr>
-          <w:rFonts w:ascii="Times New Roman" w:hAnsi="Times New Roman"/>
-          <w:color w:val="000000"/>
-          <w:sz w:val="24"/>
-        </w:rPr>
-        <w:t xml:space="preserve"> (pp. 79–90). ACM.</w:t>
+        <w:t xml:space="preserve">Cost of a data breach report 2025</w:t>
+      </w:r>
+      <w:r>
+        <w:rPr>
+          <w:rFonts w:ascii="Times New Roman" w:hAnsi="Times New Roman"/>
+          <w:color w:val="000000"/>
+          <w:sz w:val="24"/>
+        </w:rPr>
+        <w:t xml:space="preserve">. IBM Security y Ponemon Institute. https://www.ibm.com/reports/data-breach</w:t>
       </w:r>
     </w:p>
     <w:p>
@@ -18038,7 +18038,7 @@
           <w:color w:val="000000"/>
           <w:sz w:val="24"/>
         </w:rPr>
-        <w:t xml:space="preserve">IBM. (2025). </w:t>
+        <w:t xml:space="preserve">Infomercado. (2025). </w:t>
       </w:r>
       <w:r>
         <w:rPr>
@@ -18048,15 +18048,15 @@
           <w:iCs/>
           <w:sz w:val="24"/>
         </w:rPr>
-        <w:t xml:space="preserve">Cost of a data breach report 2025</w:t>
-      </w:r>
-      <w:r>
-        <w:rPr>
-          <w:rFonts w:ascii="Times New Roman" w:hAnsi="Times New Roman"/>
-          <w:color w:val="000000"/>
-          <w:sz w:val="24"/>
-        </w:rPr>
-        <w:t xml:space="preserve">. IBM Security y Ponemon Institute. https://www.ibm.com/reports/data-breach</w:t>
+        <w:t xml:space="preserve">Protección de datos personales en Perú: ¿Qué deben saber las empresas para evitar sanciones?</w:t>
+      </w:r>
+      <w:r>
+        <w:rPr>
+          <w:rFonts w:ascii="Times New Roman" w:hAnsi="Times New Roman"/>
+          <w:color w:val="000000"/>
+          <w:sz w:val="24"/>
+        </w:rPr>
+        <w:t xml:space="preserve"> https://infomercado.pe/proteccion-de-datos-personales-en-peru-que-deben-saber-las-empresas-para-evitar-sanciones/</w:t>
       </w:r>
     </w:p>
     <w:p>
@@ -18071,7 +18071,7 @@
           <w:color w:val="000000"/>
           <w:sz w:val="24"/>
         </w:rPr>
-        <w:t xml:space="preserve">Infomercado. (2025). </w:t>
+        <w:t xml:space="preserve">Ji, Z., Lee, N., Frieske, R., Yu, T., Su, D., Xu, Y., Ishii, E., Bang, Y. J., Madotto, A., y Fung, P. (2023). Survey of hallucination in natural language generation. </w:t>
       </w:r>
       <w:r>
         <w:rPr>
@@ -18081,15 +18081,15 @@
           <w:iCs/>
           <w:sz w:val="24"/>
         </w:rPr>
-        <w:t xml:space="preserve">Protección de datos personales en Perú: ¿Qué deben saber las empresas para evitar sanciones?</w:t>
-      </w:r>
-      <w:r>
-        <w:rPr>
-          <w:rFonts w:ascii="Times New Roman" w:hAnsi="Times New Roman"/>
-          <w:color w:val="000000"/>
-          <w:sz w:val="24"/>
-        </w:rPr>
-        <w:t xml:space="preserve"> https://infomercado.pe/proteccion-de-datos-personales-en-peru-que-deben-saber-las-empresas-para-evitar-sanciones/</w:t>
+        <w:t xml:space="preserve">ACM Computing Surveys, 55</w:t>
+      </w:r>
+      <w:r>
+        <w:rPr>
+          <w:rFonts w:ascii="Times New Roman" w:hAnsi="Times New Roman"/>
+          <w:color w:val="000000"/>
+          <w:sz w:val="24"/>
+        </w:rPr>
+        <w:t xml:space="preserve">(12), 1–38. https://doi.org/10.1145/3571730</w:t>
       </w:r>
     </w:p>
     <w:p>
@@ -18104,7 +18104,7 @@
           <w:color w:val="000000"/>
           <w:sz w:val="24"/>
         </w:rPr>
-        <w:t xml:space="preserve">Ji, Z., Lee, N., Frieske, R., Yu, T., Su, D., Xu, Y., Ishii, E., Bang, Y. J., Madotto, A., y Fung, P. (2023). Survey of hallucination in natural language generation. </w:t>
+        <w:t xml:space="preserve">La Cámara. (2025). </w:t>
       </w:r>
       <w:r>
         <w:rPr>
@@ -18114,15 +18114,15 @@
           <w:iCs/>
           <w:sz w:val="24"/>
         </w:rPr>
-        <w:t xml:space="preserve">ACM Computing Surveys, 55</w:t>
-      </w:r>
-      <w:r>
-        <w:rPr>
-          <w:rFonts w:ascii="Times New Roman" w:hAnsi="Times New Roman"/>
-          <w:color w:val="000000"/>
-          <w:sz w:val="24"/>
-        </w:rPr>
-        <w:t xml:space="preserve">(12), 1–38. https://doi.org/10.1145/3571730</w:t>
+        <w:t xml:space="preserve">Empresas podrían recibir multas por no designar a un Oficial de Protección de Datos antes del 30 de noviembre</w:t>
+      </w:r>
+      <w:r>
+        <w:rPr>
+          <w:rFonts w:ascii="Times New Roman" w:hAnsi="Times New Roman"/>
+          <w:color w:val="000000"/>
+          <w:sz w:val="24"/>
+        </w:rPr>
+        <w:t xml:space="preserve">. https://lacamara.pe/?p=66595</w:t>
       </w:r>
     </w:p>
     <w:p>
@@ -18137,7 +18137,7 @@
           <w:color w:val="000000"/>
           <w:sz w:val="24"/>
         </w:rPr>
-        <w:t xml:space="preserve">La Cámara. (2025). </w:t>
+        <w:t xml:space="preserve">Lewis, P., Perez, E., Piktus, A., Petroni, F., Karpukhin, V., Goyal, N., … Kiela, D. (2020). Retrieval-augmented generation for knowledge-intensive NLP tasks. </w:t>
       </w:r>
       <w:r>
         <w:rPr>
@@ -18147,15 +18147,15 @@
           <w:iCs/>
           <w:sz w:val="24"/>
         </w:rPr>
-        <w:t xml:space="preserve">Empresas podrían recibir multas por no designar a un Oficial de Protección de Datos antes del 30 de noviembre</w:t>
-      </w:r>
-      <w:r>
-        <w:rPr>
-          <w:rFonts w:ascii="Times New Roman" w:hAnsi="Times New Roman"/>
-          <w:color w:val="000000"/>
-          <w:sz w:val="24"/>
-        </w:rPr>
-        <w:t xml:space="preserve">. https://lacamara.pe/?p=66595</w:t>
+        <w:t xml:space="preserve">Advances in Neural Information Processing Systems, 33</w:t>
+      </w:r>
+      <w:r>
+        <w:rPr>
+          <w:rFonts w:ascii="Times New Roman" w:hAnsi="Times New Roman"/>
+          <w:color w:val="000000"/>
+          <w:sz w:val="24"/>
+        </w:rPr>
+        <w:t xml:space="preserve">, 9459–9474.</w:t>
       </w:r>
     </w:p>
     <w:p>
@@ -18170,7 +18170,7 @@
           <w:color w:val="000000"/>
           <w:sz w:val="24"/>
         </w:rPr>
-        <w:t xml:space="preserve">Lewis, P., Perez, E., Piktus, A., Petroni, F., Karpukhin, V., Goyal, N., … Kiela, D. (2020). Retrieval-augmented generation for knowledge-intensive NLP tasks. </w:t>
+        <w:t xml:space="preserve">Ley N.º 29733. (2011). </w:t>
       </w:r>
       <w:r>
         <w:rPr>
@@ -18180,15 +18180,15 @@
           <w:iCs/>
           <w:sz w:val="24"/>
         </w:rPr>
-        <w:t xml:space="preserve">Advances in Neural Information Processing Systems, 33</w:t>
-      </w:r>
-      <w:r>
-        <w:rPr>
-          <w:rFonts w:ascii="Times New Roman" w:hAnsi="Times New Roman"/>
-          <w:color w:val="000000"/>
-          <w:sz w:val="24"/>
-        </w:rPr>
-        <w:t xml:space="preserve">, 9459–9474.</w:t>
+        <w:t xml:space="preserve">Ley de Protección de Datos Personales</w:t>
+      </w:r>
+      <w:r>
+        <w:rPr>
+          <w:rFonts w:ascii="Times New Roman" w:hAnsi="Times New Roman"/>
+          <w:color w:val="000000"/>
+          <w:sz w:val="24"/>
+        </w:rPr>
+        <w:t xml:space="preserve">. Congreso de la República del Perú.</w:t>
       </w:r>
     </w:p>
     <w:p>
@@ -18203,7 +18203,7 @@
           <w:color w:val="000000"/>
           <w:sz w:val="24"/>
         </w:rPr>
-        <w:t xml:space="preserve">Ley N.º 29733. (2011). </w:t>
+        <w:t xml:space="preserve">Microsoft. (2025a). </w:t>
       </w:r>
       <w:r>
         <w:rPr>
@@ -18213,15 +18213,15 @@
           <w:iCs/>
           <w:sz w:val="24"/>
         </w:rPr>
-        <w:t xml:space="preserve">Ley de Protección de Datos Personales</w:t>
-      </w:r>
-      <w:r>
-        <w:rPr>
-          <w:rFonts w:ascii="Times New Roman" w:hAnsi="Times New Roman"/>
-          <w:color w:val="000000"/>
-          <w:sz w:val="24"/>
-        </w:rPr>
-        <w:t xml:space="preserve">. Congreso de la República del Perú.</w:t>
+        <w:t xml:space="preserve">Microsoft Agent Framework</w:t>
+      </w:r>
+      <w:r>
+        <w:rPr>
+          <w:rFonts w:ascii="Times New Roman" w:hAnsi="Times New Roman"/>
+          <w:color w:val="000000"/>
+          <w:sz w:val="24"/>
+        </w:rPr>
+        <w:t xml:space="preserve"> [Repositorio de código fuente]. GitHub. https://github.com/microsoft/agent-framework</w:t>
       </w:r>
     </w:p>
     <w:p>
@@ -18236,7 +18236,7 @@
           <w:color w:val="000000"/>
           <w:sz w:val="24"/>
         </w:rPr>
-        <w:t xml:space="preserve">Microsoft. (2025a). </w:t>
+        <w:t xml:space="preserve">Microsoft. (2025b). </w:t>
       </w:r>
       <w:r>
         <w:rPr>
@@ -18246,15 +18246,15 @@
           <w:iCs/>
           <w:sz w:val="24"/>
         </w:rPr>
-        <w:t xml:space="preserve">Microsoft Agent Framework</w:t>
-      </w:r>
-      <w:r>
-        <w:rPr>
-          <w:rFonts w:ascii="Times New Roman" w:hAnsi="Times New Roman"/>
-          <w:color w:val="000000"/>
-          <w:sz w:val="24"/>
-        </w:rPr>
-        <w:t xml:space="preserve"> [Repositorio de código fuente]. GitHub. https://github.com/microsoft/agent-framework</w:t>
+        <w:t xml:space="preserve">Phi-4-mini-instruct</w:t>
+      </w:r>
+      <w:r>
+        <w:rPr>
+          <w:rFonts w:ascii="Times New Roman" w:hAnsi="Times New Roman"/>
+          <w:color w:val="000000"/>
+          <w:sz w:val="24"/>
+        </w:rPr>
+        <w:t xml:space="preserve"> [Ficha del modelo]. Hugging Face. https://huggingface.co/microsoft/Phi-4-mini-instruct</w:t>
       </w:r>
     </w:p>
     <w:p>
@@ -18269,7 +18269,7 @@
           <w:color w:val="000000"/>
           <w:sz w:val="24"/>
         </w:rPr>
-        <w:t xml:space="preserve">Microsoft. (2025b). </w:t>
+        <w:t xml:space="preserve">Microsoft. (2025c). </w:t>
       </w:r>
       <w:r>
         <w:rPr>
@@ -18279,15 +18279,15 @@
           <w:iCs/>
           <w:sz w:val="24"/>
         </w:rPr>
-        <w:t xml:space="preserve">Phi-4-mini-instruct</w:t>
-      </w:r>
-      <w:r>
-        <w:rPr>
-          <w:rFonts w:ascii="Times New Roman" w:hAnsi="Times New Roman"/>
-          <w:color w:val="000000"/>
-          <w:sz w:val="24"/>
-        </w:rPr>
-        <w:t xml:space="preserve"> [Ficha del modelo]. Hugging Face. https://huggingface.co/microsoft/Phi-4-mini-instruct</w:t>
+        <w:t xml:space="preserve">What is Foundry Local?</w:t>
+      </w:r>
+      <w:r>
+        <w:rPr>
+          <w:rFonts w:ascii="Times New Roman" w:hAnsi="Times New Roman"/>
+          <w:color w:val="000000"/>
+          <w:sz w:val="24"/>
+        </w:rPr>
+        <w:t xml:space="preserve"> Microsoft Learn. https://learn.microsoft.com/en-us/azure/ai-foundry/foundry-local/what-is-foundry-local</w:t>
       </w:r>
     </w:p>
     <w:p>
@@ -18302,7 +18302,7 @@
           <w:color w:val="000000"/>
           <w:sz w:val="24"/>
         </w:rPr>
-        <w:t xml:space="preserve">Microsoft. (2025c). </w:t>
+        <w:t xml:space="preserve">Microsoft. (2026). </w:t>
       </w:r>
       <w:r>
         <w:rPr>
@@ -18312,15 +18312,15 @@
           <w:iCs/>
           <w:sz w:val="24"/>
         </w:rPr>
-        <w:t xml:space="preserve">What is Foundry Local?</w:t>
-      </w:r>
-      <w:r>
-        <w:rPr>
-          <w:rFonts w:ascii="Times New Roman" w:hAnsi="Times New Roman"/>
-          <w:color w:val="000000"/>
-          <w:sz w:val="24"/>
-        </w:rPr>
-        <w:t xml:space="preserve"> Microsoft Learn. https://learn.microsoft.com/en-us/azure/ai-foundry/foundry-local/what-is-foundry-local</w:t>
+        <w:t xml:space="preserve">Copilot Developer Camp</w:t>
+      </w:r>
+      <w:r>
+        <w:rPr>
+          <w:rFonts w:ascii="Times New Roman" w:hAnsi="Times New Roman"/>
+          <w:color w:val="000000"/>
+          <w:sz w:val="24"/>
+        </w:rPr>
+        <w:t xml:space="preserve">. https://microsoft.github.io/copilot-camp/</w:t>
       </w:r>
     </w:p>
     <w:p>
@@ -18335,7 +18335,7 @@
           <w:color w:val="000000"/>
           <w:sz w:val="24"/>
         </w:rPr>
-        <w:t xml:space="preserve">Microsoft. (2026). </w:t>
+        <w:t xml:space="preserve">Microsoft. (s. f.). </w:t>
       </w:r>
       <w:r>
         <w:rPr>
@@ -18345,15 +18345,15 @@
           <w:iCs/>
           <w:sz w:val="24"/>
         </w:rPr>
-        <w:t xml:space="preserve">Copilot Developer Camp</w:t>
-      </w:r>
-      <w:r>
-        <w:rPr>
-          <w:rFonts w:ascii="Times New Roman" w:hAnsi="Times New Roman"/>
-          <w:color w:val="000000"/>
-          <w:sz w:val="24"/>
-        </w:rPr>
-        <w:t xml:space="preserve">. https://microsoft.github.io/copilot-camp/</w:t>
+        <w:t xml:space="preserve">Knowledge sources overview (Microsoft Copilot Studio)</w:t>
+      </w:r>
+      <w:r>
+        <w:rPr>
+          <w:rFonts w:ascii="Times New Roman" w:hAnsi="Times New Roman"/>
+          <w:color w:val="000000"/>
+          <w:sz w:val="24"/>
+        </w:rPr>
+        <w:t xml:space="preserve">. Microsoft Learn. https://learn.microsoft.com/en-us/microsoft-copilot-studio/knowledge-copilot-studio</w:t>
       </w:r>
     </w:p>
     <w:p>
@@ -18368,7 +18368,7 @@
           <w:color w:val="000000"/>
           <w:sz w:val="24"/>
         </w:rPr>
-        <w:t xml:space="preserve">Microsoft. (s. f.). </w:t>
+        <w:t xml:space="preserve">Manning, C. D., Raghavan, P., y Schütze, H. (2008). </w:t>
       </w:r>
       <w:r>
         <w:rPr>
@@ -18378,15 +18378,15 @@
           <w:iCs/>
           <w:sz w:val="24"/>
         </w:rPr>
-        <w:t xml:space="preserve">Knowledge sources overview (Microsoft Copilot Studio)</w:t>
-      </w:r>
-      <w:r>
-        <w:rPr>
-          <w:rFonts w:ascii="Times New Roman" w:hAnsi="Times New Roman"/>
-          <w:color w:val="000000"/>
-          <w:sz w:val="24"/>
-        </w:rPr>
-        <w:t xml:space="preserve">. Microsoft Learn. https://learn.microsoft.com/en-us/microsoft-copilot-studio/knowledge-copilot-studio</w:t>
+        <w:t xml:space="preserve">Introduction to information retrieval</w:t>
+      </w:r>
+      <w:r>
+        <w:rPr>
+          <w:rFonts w:ascii="Times New Roman" w:hAnsi="Times New Roman"/>
+          <w:color w:val="000000"/>
+          <w:sz w:val="24"/>
+        </w:rPr>
+        <w:t xml:space="preserve">. Cambridge University Press.</w:t>
       </w:r>
     </w:p>
     <w:p>
@@ -18401,7 +18401,7 @@
           <w:color w:val="000000"/>
           <w:sz w:val="24"/>
         </w:rPr>
-        <w:t xml:space="preserve">Manning, C. D., Raghavan, P., y Schütze, H. (2008). </w:t>
+        <w:t xml:space="preserve">Miao, F., y Holmes, W. (2023). </w:t>
       </w:r>
       <w:r>
         <w:rPr>
@@ -18411,15 +18411,15 @@
           <w:iCs/>
           <w:sz w:val="24"/>
         </w:rPr>
-        <w:t xml:space="preserve">Introduction to information retrieval</w:t>
-      </w:r>
-      <w:r>
-        <w:rPr>
-          <w:rFonts w:ascii="Times New Roman" w:hAnsi="Times New Roman"/>
-          <w:color w:val="000000"/>
-          <w:sz w:val="24"/>
-        </w:rPr>
-        <w:t xml:space="preserve">. Cambridge University Press.</w:t>
+        <w:t xml:space="preserve">Guidance for generative AI in education and research</w:t>
+      </w:r>
+      <w:r>
+        <w:rPr>
+          <w:rFonts w:ascii="Times New Roman" w:hAnsi="Times New Roman"/>
+          <w:color w:val="000000"/>
+          <w:sz w:val="24"/>
+        </w:rPr>
+        <w:t xml:space="preserve">. UNESCO. https://hub.teachingandlearning.ie/resource/guidance-for-generative-ai-in-education-and-research/</w:t>
       </w:r>
     </w:p>
     <w:p>
@@ -18434,7 +18434,7 @@
           <w:color w:val="000000"/>
           <w:sz w:val="24"/>
         </w:rPr>
-        <w:t xml:space="preserve">Miao, F., y Holmes, W. (2023). </w:t>
+        <w:t xml:space="preserve">Model Context Protocol. (2025, 18 de junio). </w:t>
       </w:r>
       <w:r>
         <w:rPr>
@@ -18444,15 +18444,15 @@
           <w:iCs/>
           <w:sz w:val="24"/>
         </w:rPr>
-        <w:t xml:space="preserve">Guidance for generative AI in education and research</w:t>
-      </w:r>
-      <w:r>
-        <w:rPr>
-          <w:rFonts w:ascii="Times New Roman" w:hAnsi="Times New Roman"/>
-          <w:color w:val="000000"/>
-          <w:sz w:val="24"/>
-        </w:rPr>
-        <w:t xml:space="preserve">. UNESCO. https://hub.teachingandlearning.ie/resource/guidance-for-generative-ai-in-education-and-research/</w:t>
+        <w:t>Specification (versión 2025-06-18)</w:t>
+      </w:r>
+      <w:r>
+        <w:rPr>
+          <w:rFonts w:ascii="Times New Roman" w:hAnsi="Times New Roman"/>
+          <w:color w:val="000000"/>
+          <w:sz w:val="24"/>
+        </w:rPr>
+        <w:t>. https://modelcontextprotocol.io/specification/2025-06-18</w:t>
       </w:r>
     </w:p>
     <w:p>
